--- a/Perencanaan Project UKK RPL 3.docx
+++ b/Perencanaan Project UKK RPL 3.docx
@@ -8893,26 +8893,17 @@
                 <w:b/>
                 <w:bCs/>
               </w:rPr>
-              <w:t xml:space="preserve"> </w:t>
-            </w:r>
-            <w:proofErr w:type="gramStart"/>
+              <w:t xml:space="preserve"> Non-</w:t>
+            </w:r>
+            <w:proofErr w:type="spellStart"/>
             <w:r>
               <w:rPr>
                 <w:b/>
                 <w:bCs/>
               </w:rPr>
-              <w:t>Non-</w:t>
-            </w:r>
-            <w:proofErr w:type="spellStart"/>
-            <w:r>
-              <w:rPr>
-                <w:b/>
-                <w:bCs/>
-              </w:rPr>
               <w:t>Fungsional</w:t>
             </w:r>
             <w:proofErr w:type="spellEnd"/>
-            <w:proofErr w:type="gramEnd"/>
           </w:p>
         </w:tc>
       </w:tr>
@@ -19561,12 +19552,10 @@
               <w:spacing w:after="120"/>
             </w:pPr>
             <w:proofErr w:type="spellStart"/>
-            <w:proofErr w:type="gramStart"/>
             <w:r>
               <w:t>Admin,kasir</w:t>
             </w:r>
             <w:proofErr w:type="spellEnd"/>
-            <w:proofErr w:type="gramEnd"/>
           </w:p>
         </w:tc>
         <w:tc>
@@ -22999,21 +22988,12 @@
                   <w:pPr>
                     <w:spacing w:after="120"/>
                   </w:pPr>
-                  <w:proofErr w:type="gramStart"/>
                   <w:r>
                     <w:rPr>
                       <w:b/>
                       <w:bCs/>
                     </w:rPr>
-                    <w:t>1 :</w:t>
-                  </w:r>
-                  <w:proofErr w:type="gramEnd"/>
-                  <w:r>
-                    <w:rPr>
-                      <w:b/>
-                      <w:bCs/>
-                    </w:rPr>
-                    <w:t xml:space="preserve"> N</w:t>
+                    <w:t>1 : N</w:t>
                   </w:r>
                   <w:r>
                     <w:t xml:space="preserve"> </w:t>
@@ -23173,21 +23153,12 @@
             <w:pPr>
               <w:spacing w:after="120"/>
             </w:pPr>
-            <w:proofErr w:type="gramStart"/>
             <w:r>
               <w:rPr>
                 <w:b/>
                 <w:bCs/>
               </w:rPr>
-              <w:t>1 :</w:t>
-            </w:r>
-            <w:proofErr w:type="gramEnd"/>
-            <w:r>
-              <w:rPr>
-                <w:b/>
-                <w:bCs/>
-              </w:rPr>
-              <w:t xml:space="preserve"> N</w:t>
+              <w:t>1 : N</w:t>
             </w:r>
             <w:r>
               <w:t xml:space="preserve"> </w:t>
@@ -23405,21 +23376,12 @@
                   <w:pPr>
                     <w:spacing w:after="120"/>
                   </w:pPr>
-                  <w:proofErr w:type="gramStart"/>
                   <w:r>
                     <w:rPr>
                       <w:b/>
                       <w:bCs/>
                     </w:rPr>
-                    <w:t>1 :</w:t>
-                  </w:r>
-                  <w:proofErr w:type="gramEnd"/>
-                  <w:r>
-                    <w:rPr>
-                      <w:b/>
-                      <w:bCs/>
-                    </w:rPr>
-                    <w:t xml:space="preserve"> N</w:t>
+                    <w:t>1 : N</w:t>
                   </w:r>
                   <w:r>
                     <w:t xml:space="preserve"> </w:t>
@@ -23590,21 +23552,46 @@
             <w:pPr>
               <w:spacing w:after="120"/>
             </w:pPr>
-            <w:proofErr w:type="gramStart"/>
             <w:r>
               <w:rPr>
                 <w:b/>
                 <w:bCs/>
               </w:rPr>
-              <w:t>N :</w:t>
-            </w:r>
-            <w:proofErr w:type="gramEnd"/>
+              <w:t>N : 1</w:t>
+            </w:r>
+            <w:r>
+              <w:t xml:space="preserve"> </w:t>
+            </w:r>
+            <w:proofErr w:type="spellStart"/>
+            <w:r>
+              <w:t>dengan</w:t>
+            </w:r>
+            <w:proofErr w:type="spellEnd"/>
+            <w:r>
+              <w:t xml:space="preserve"> </w:t>
+            </w:r>
+            <w:proofErr w:type="spellStart"/>
+            <w:r>
+              <w:t>pelanggan</w:t>
+            </w:r>
+            <w:proofErr w:type="spellEnd"/>
+            <w:r>
+              <w:t xml:space="preserve"> dan </w:t>
+            </w:r>
+            <w:proofErr w:type="spellStart"/>
+            <w:r>
+              <w:t>pengguna</w:t>
+            </w:r>
+            <w:proofErr w:type="spellEnd"/>
+            <w:r>
+              <w:t xml:space="preserve">; </w:t>
+            </w:r>
             <w:r>
               <w:rPr>
                 <w:b/>
                 <w:bCs/>
               </w:rPr>
-              <w:t xml:space="preserve"> 1</w:t>
+              <w:t>1 : N</w:t>
             </w:r>
             <w:r>
               <w:t xml:space="preserve"> </w:t>
@@ -23619,211 +23606,159 @@
             </w:r>
             <w:proofErr w:type="spellStart"/>
             <w:r>
-              <w:t>pelanggan</w:t>
-            </w:r>
-            <w:proofErr w:type="spellEnd"/>
-            <w:r>
-              <w:t xml:space="preserve"> dan </w:t>
-            </w:r>
-            <w:proofErr w:type="spellStart"/>
-            <w:r>
-              <w:t>pengguna</w:t>
-            </w:r>
-            <w:proofErr w:type="spellEnd"/>
-            <w:r>
-              <w:t xml:space="preserve">; </w:t>
-            </w:r>
-            <w:proofErr w:type="gramStart"/>
+              <w:t>detail_transaksi</w:t>
+            </w:r>
+            <w:proofErr w:type="spellEnd"/>
+          </w:p>
+        </w:tc>
+      </w:tr>
+      <w:tr>
+        <w:tc>
+          <w:tcPr>
+            <w:tcW w:w="600" w:type="dxa"/>
+            <w:tcBorders>
+              <w:top w:val="single" w:sz="4" w:space="0" w:color="000000"/>
+              <w:left w:val="single" w:sz="4" w:space="0" w:color="000000"/>
+              <w:bottom w:val="single" w:sz="4" w:space="0" w:color="000000"/>
+              <w:right w:val="single" w:sz="4" w:space="0" w:color="000000"/>
+            </w:tcBorders>
+            <w:tcMar>
+              <w:top w:w="100" w:type="dxa"/>
+              <w:left w:w="120" w:type="dxa"/>
+              <w:bottom w:w="100" w:type="dxa"/>
+              <w:right w:w="120" w:type="dxa"/>
+            </w:tcMar>
+            <w:vAlign w:val="center"/>
+          </w:tcPr>
+          <w:p>
+            <w:pPr>
+              <w:spacing w:after="120"/>
+              <w:jc w:val="center"/>
+            </w:pPr>
+            <w:r>
+              <w:t>5</w:t>
+            </w:r>
+          </w:p>
+        </w:tc>
+        <w:tc>
+          <w:tcPr>
+            <w:tcW w:w="1900" w:type="dxa"/>
+            <w:tcBorders>
+              <w:top w:val="single" w:sz="4" w:space="0" w:color="000000"/>
+              <w:left w:val="single" w:sz="4" w:space="0" w:color="000000"/>
+              <w:bottom w:val="single" w:sz="4" w:space="0" w:color="000000"/>
+              <w:right w:val="single" w:sz="4" w:space="0" w:color="000000"/>
+            </w:tcBorders>
+            <w:tcMar>
+              <w:top w:w="100" w:type="dxa"/>
+              <w:left w:w="120" w:type="dxa"/>
+              <w:bottom w:w="100" w:type="dxa"/>
+              <w:right w:w="120" w:type="dxa"/>
+            </w:tcMar>
+            <w:vAlign w:val="center"/>
+          </w:tcPr>
+          <w:p>
+            <w:pPr>
+              <w:spacing w:after="120"/>
+            </w:pPr>
+            <w:proofErr w:type="spellStart"/>
+            <w:r>
+              <w:t>detail_transaksi</w:t>
+            </w:r>
+            <w:proofErr w:type="spellEnd"/>
+          </w:p>
+        </w:tc>
+        <w:tc>
+          <w:tcPr>
+            <w:tcW w:w="1700" w:type="dxa"/>
+            <w:tcBorders>
+              <w:top w:val="single" w:sz="4" w:space="0" w:color="000000"/>
+              <w:left w:val="single" w:sz="4" w:space="0" w:color="000000"/>
+              <w:bottom w:val="single" w:sz="4" w:space="0" w:color="000000"/>
+              <w:right w:val="single" w:sz="4" w:space="0" w:color="000000"/>
+            </w:tcBorders>
+            <w:tcMar>
+              <w:top w:w="100" w:type="dxa"/>
+              <w:left w:w="120" w:type="dxa"/>
+              <w:bottom w:w="100" w:type="dxa"/>
+              <w:right w:w="120" w:type="dxa"/>
+            </w:tcMar>
+            <w:vAlign w:val="center"/>
+          </w:tcPr>
+          <w:p>
+            <w:pPr>
+              <w:spacing w:after="120"/>
+            </w:pPr>
+            <w:proofErr w:type="spellStart"/>
+            <w:r>
+              <w:t>detail_id</w:t>
+            </w:r>
+            <w:proofErr w:type="spellEnd"/>
+          </w:p>
+        </w:tc>
+        <w:tc>
+          <w:tcPr>
+            <w:tcW w:w="1700" w:type="dxa"/>
+            <w:tcBorders>
+              <w:top w:val="single" w:sz="4" w:space="0" w:color="000000"/>
+              <w:left w:val="single" w:sz="4" w:space="0" w:color="000000"/>
+              <w:bottom w:val="single" w:sz="4" w:space="0" w:color="000000"/>
+              <w:right w:val="single" w:sz="4" w:space="0" w:color="000000"/>
+            </w:tcBorders>
+            <w:tcMar>
+              <w:top w:w="100" w:type="dxa"/>
+              <w:left w:w="120" w:type="dxa"/>
+              <w:bottom w:w="100" w:type="dxa"/>
+              <w:right w:w="120" w:type="dxa"/>
+            </w:tcMar>
+            <w:vAlign w:val="center"/>
+          </w:tcPr>
+          <w:p>
+            <w:pPr>
+              <w:spacing w:after="120"/>
+            </w:pPr>
+            <w:proofErr w:type="spellStart"/>
+            <w:r>
+              <w:t>transaksi_id</w:t>
+            </w:r>
+            <w:proofErr w:type="spellEnd"/>
+            <w:r>
+              <w:t xml:space="preserve">, </w:t>
+            </w:r>
+            <w:proofErr w:type="spellStart"/>
+            <w:r>
+              <w:t>produk_id</w:t>
+            </w:r>
+            <w:proofErr w:type="spellEnd"/>
+          </w:p>
+        </w:tc>
+        <w:tc>
+          <w:tcPr>
+            <w:tcW w:w="3172" w:type="dxa"/>
+            <w:tcBorders>
+              <w:top w:val="single" w:sz="4" w:space="0" w:color="000000"/>
+              <w:left w:val="single" w:sz="4" w:space="0" w:color="000000"/>
+              <w:bottom w:val="single" w:sz="4" w:space="0" w:color="000000"/>
+              <w:right w:val="single" w:sz="4" w:space="0" w:color="000000"/>
+            </w:tcBorders>
+            <w:tcMar>
+              <w:top w:w="100" w:type="dxa"/>
+              <w:left w:w="120" w:type="dxa"/>
+              <w:bottom w:w="100" w:type="dxa"/>
+              <w:right w:w="120" w:type="dxa"/>
+            </w:tcMar>
+            <w:vAlign w:val="center"/>
+          </w:tcPr>
+          <w:p>
+            <w:pPr>
+              <w:spacing w:after="120"/>
+            </w:pPr>
             <w:r>
               <w:rPr>
                 <w:b/>
                 <w:bCs/>
               </w:rPr>
-              <w:t>1 :</w:t>
-            </w:r>
-            <w:proofErr w:type="gramEnd"/>
-            <w:r>
-              <w:rPr>
-                <w:b/>
-                <w:bCs/>
-              </w:rPr>
-              <w:t xml:space="preserve"> N</w:t>
-            </w:r>
-            <w:r>
-              <w:t xml:space="preserve"> </w:t>
-            </w:r>
-            <w:proofErr w:type="spellStart"/>
-            <w:r>
-              <w:t>dengan</w:t>
-            </w:r>
-            <w:proofErr w:type="spellEnd"/>
-            <w:r>
-              <w:t xml:space="preserve"> </w:t>
-            </w:r>
-            <w:proofErr w:type="spellStart"/>
-            <w:r>
-              <w:t>detail_transaksi</w:t>
-            </w:r>
-            <w:proofErr w:type="spellEnd"/>
-          </w:p>
-        </w:tc>
-      </w:tr>
-      <w:tr>
-        <w:tc>
-          <w:tcPr>
-            <w:tcW w:w="600" w:type="dxa"/>
-            <w:tcBorders>
-              <w:top w:val="single" w:sz="4" w:space="0" w:color="000000"/>
-              <w:left w:val="single" w:sz="4" w:space="0" w:color="000000"/>
-              <w:bottom w:val="single" w:sz="4" w:space="0" w:color="000000"/>
-              <w:right w:val="single" w:sz="4" w:space="0" w:color="000000"/>
-            </w:tcBorders>
-            <w:tcMar>
-              <w:top w:w="100" w:type="dxa"/>
-              <w:left w:w="120" w:type="dxa"/>
-              <w:bottom w:w="100" w:type="dxa"/>
-              <w:right w:w="120" w:type="dxa"/>
-            </w:tcMar>
-            <w:vAlign w:val="center"/>
-          </w:tcPr>
-          <w:p>
-            <w:pPr>
-              <w:spacing w:after="120"/>
-              <w:jc w:val="center"/>
-            </w:pPr>
-            <w:r>
-              <w:t>5</w:t>
-            </w:r>
-          </w:p>
-        </w:tc>
-        <w:tc>
-          <w:tcPr>
-            <w:tcW w:w="1900" w:type="dxa"/>
-            <w:tcBorders>
-              <w:top w:val="single" w:sz="4" w:space="0" w:color="000000"/>
-              <w:left w:val="single" w:sz="4" w:space="0" w:color="000000"/>
-              <w:bottom w:val="single" w:sz="4" w:space="0" w:color="000000"/>
-              <w:right w:val="single" w:sz="4" w:space="0" w:color="000000"/>
-            </w:tcBorders>
-            <w:tcMar>
-              <w:top w:w="100" w:type="dxa"/>
-              <w:left w:w="120" w:type="dxa"/>
-              <w:bottom w:w="100" w:type="dxa"/>
-              <w:right w:w="120" w:type="dxa"/>
-            </w:tcMar>
-            <w:vAlign w:val="center"/>
-          </w:tcPr>
-          <w:p>
-            <w:pPr>
-              <w:spacing w:after="120"/>
-            </w:pPr>
-            <w:proofErr w:type="spellStart"/>
-            <w:r>
-              <w:t>detail_transaksi</w:t>
-            </w:r>
-            <w:proofErr w:type="spellEnd"/>
-          </w:p>
-        </w:tc>
-        <w:tc>
-          <w:tcPr>
-            <w:tcW w:w="1700" w:type="dxa"/>
-            <w:tcBorders>
-              <w:top w:val="single" w:sz="4" w:space="0" w:color="000000"/>
-              <w:left w:val="single" w:sz="4" w:space="0" w:color="000000"/>
-              <w:bottom w:val="single" w:sz="4" w:space="0" w:color="000000"/>
-              <w:right w:val="single" w:sz="4" w:space="0" w:color="000000"/>
-            </w:tcBorders>
-            <w:tcMar>
-              <w:top w:w="100" w:type="dxa"/>
-              <w:left w:w="120" w:type="dxa"/>
-              <w:bottom w:w="100" w:type="dxa"/>
-              <w:right w:w="120" w:type="dxa"/>
-            </w:tcMar>
-            <w:vAlign w:val="center"/>
-          </w:tcPr>
-          <w:p>
-            <w:pPr>
-              <w:spacing w:after="120"/>
-            </w:pPr>
-            <w:proofErr w:type="spellStart"/>
-            <w:r>
-              <w:t>detail_id</w:t>
-            </w:r>
-            <w:proofErr w:type="spellEnd"/>
-          </w:p>
-        </w:tc>
-        <w:tc>
-          <w:tcPr>
-            <w:tcW w:w="1700" w:type="dxa"/>
-            <w:tcBorders>
-              <w:top w:val="single" w:sz="4" w:space="0" w:color="000000"/>
-              <w:left w:val="single" w:sz="4" w:space="0" w:color="000000"/>
-              <w:bottom w:val="single" w:sz="4" w:space="0" w:color="000000"/>
-              <w:right w:val="single" w:sz="4" w:space="0" w:color="000000"/>
-            </w:tcBorders>
-            <w:tcMar>
-              <w:top w:w="100" w:type="dxa"/>
-              <w:left w:w="120" w:type="dxa"/>
-              <w:bottom w:w="100" w:type="dxa"/>
-              <w:right w:w="120" w:type="dxa"/>
-            </w:tcMar>
-            <w:vAlign w:val="center"/>
-          </w:tcPr>
-          <w:p>
-            <w:pPr>
-              <w:spacing w:after="120"/>
-            </w:pPr>
-            <w:proofErr w:type="spellStart"/>
-            <w:r>
-              <w:t>transaksi_id</w:t>
-            </w:r>
-            <w:proofErr w:type="spellEnd"/>
-            <w:r>
-              <w:t xml:space="preserve">, </w:t>
-            </w:r>
-            <w:proofErr w:type="spellStart"/>
-            <w:r>
-              <w:t>produk_id</w:t>
-            </w:r>
-            <w:proofErr w:type="spellEnd"/>
-          </w:p>
-        </w:tc>
-        <w:tc>
-          <w:tcPr>
-            <w:tcW w:w="3172" w:type="dxa"/>
-            <w:tcBorders>
-              <w:top w:val="single" w:sz="4" w:space="0" w:color="000000"/>
-              <w:left w:val="single" w:sz="4" w:space="0" w:color="000000"/>
-              <w:bottom w:val="single" w:sz="4" w:space="0" w:color="000000"/>
-              <w:right w:val="single" w:sz="4" w:space="0" w:color="000000"/>
-            </w:tcBorders>
-            <w:tcMar>
-              <w:top w:w="100" w:type="dxa"/>
-              <w:left w:w="120" w:type="dxa"/>
-              <w:bottom w:w="100" w:type="dxa"/>
-              <w:right w:w="120" w:type="dxa"/>
-            </w:tcMar>
-            <w:vAlign w:val="center"/>
-          </w:tcPr>
-          <w:p>
-            <w:pPr>
-              <w:spacing w:after="120"/>
-            </w:pPr>
-            <w:proofErr w:type="gramStart"/>
-            <w:r>
-              <w:rPr>
-                <w:b/>
-                <w:bCs/>
-              </w:rPr>
-              <w:t>N :</w:t>
-            </w:r>
-            <w:proofErr w:type="gramEnd"/>
-            <w:r>
-              <w:rPr>
-                <w:b/>
-                <w:bCs/>
-              </w:rPr>
-              <w:t xml:space="preserve"> 1</w:t>
+              <w:t>N : 1</w:t>
             </w:r>
             <w:r>
               <w:t xml:space="preserve"> </w:t>
@@ -32118,733 +32053,653 @@
             </w:r>
             <w:proofErr w:type="spellEnd"/>
             <w:r>
-              <w:t xml:space="preserve"> SIMPEN </w:t>
-            </w:r>
-            <w:proofErr w:type="spellStart"/>
-            <w:r>
-              <w:t>dibuat</w:t>
-            </w:r>
-            <w:proofErr w:type="spellEnd"/>
-            <w:r>
-              <w:t xml:space="preserve"> </w:t>
-            </w:r>
-            <w:proofErr w:type="spellStart"/>
-            <w:r>
-              <w:t>secara</w:t>
-            </w:r>
-            <w:proofErr w:type="spellEnd"/>
-            <w:r>
-              <w:t xml:space="preserve"> </w:t>
-            </w:r>
-            <w:proofErr w:type="spellStart"/>
-            <w:r>
-              <w:t>terorganisir</w:t>
-            </w:r>
-            <w:proofErr w:type="spellEnd"/>
-            <w:r>
-              <w:t xml:space="preserve"> </w:t>
-            </w:r>
-            <w:proofErr w:type="spellStart"/>
-            <w:r>
-              <w:t>berdasarkan</w:t>
-            </w:r>
-            <w:proofErr w:type="spellEnd"/>
-            <w:r>
-              <w:t xml:space="preserve"> </w:t>
-            </w:r>
-            <w:proofErr w:type="spellStart"/>
-            <w:r>
-              <w:t>fungsi</w:t>
-            </w:r>
-            <w:proofErr w:type="spellEnd"/>
-            <w:r>
-              <w:t xml:space="preserve"> masing-masing </w:t>
-            </w:r>
-            <w:proofErr w:type="spellStart"/>
-            <w:r>
-              <w:t>bagian</w:t>
-            </w:r>
-            <w:proofErr w:type="spellEnd"/>
-            <w:r>
-              <w:t xml:space="preserve">. </w:t>
-            </w:r>
-            <w:proofErr w:type="spellStart"/>
-            <w:r>
-              <w:t>Struktur</w:t>
-            </w:r>
-            <w:proofErr w:type="spellEnd"/>
-            <w:r>
-              <w:t xml:space="preserve"> </w:t>
-            </w:r>
-            <w:proofErr w:type="spellStart"/>
-            <w:r>
-              <w:t>ini</w:t>
-            </w:r>
-            <w:proofErr w:type="spellEnd"/>
-            <w:r>
-              <w:t xml:space="preserve"> </w:t>
-            </w:r>
-            <w:proofErr w:type="spellStart"/>
-            <w:r>
-              <w:t>bertujuan</w:t>
-            </w:r>
-            <w:proofErr w:type="spellEnd"/>
-            <w:r>
-              <w:t xml:space="preserve"> agar proses </w:t>
-            </w:r>
-            <w:proofErr w:type="spellStart"/>
-            <w:r>
-              <w:t>pengembangan</w:t>
-            </w:r>
-            <w:proofErr w:type="spellEnd"/>
-            <w:r>
-              <w:t xml:space="preserve">, </w:t>
-            </w:r>
-            <w:proofErr w:type="spellStart"/>
-            <w:r>
-              <w:t>pengelolaan</w:t>
-            </w:r>
-            <w:proofErr w:type="spellEnd"/>
-            <w:r>
-              <w:t xml:space="preserve">, dan </w:t>
-            </w:r>
-            <w:proofErr w:type="spellStart"/>
-            <w:r>
-              <w:t>pemeliharaan</w:t>
-            </w:r>
-            <w:proofErr w:type="spellEnd"/>
-            <w:r>
-              <w:t xml:space="preserve"> </w:t>
-            </w:r>
-            <w:proofErr w:type="spellStart"/>
-            <w:r>
-              <w:t>aplikasi</w:t>
-            </w:r>
-            <w:proofErr w:type="spellEnd"/>
-            <w:r>
-              <w:t xml:space="preserve"> </w:t>
-            </w:r>
-            <w:proofErr w:type="spellStart"/>
-            <w:r>
-              <w:t>menjadi</w:t>
-            </w:r>
-            <w:proofErr w:type="spellEnd"/>
-            <w:r>
-              <w:t xml:space="preserve"> </w:t>
-            </w:r>
-            <w:proofErr w:type="spellStart"/>
-            <w:r>
-              <w:t>lebih</w:t>
-            </w:r>
-            <w:proofErr w:type="spellEnd"/>
-            <w:r>
-              <w:t xml:space="preserve"> </w:t>
-            </w:r>
-            <w:proofErr w:type="spellStart"/>
-            <w:r>
-              <w:t>mudah</w:t>
-            </w:r>
-            <w:proofErr w:type="spellEnd"/>
-            <w:r>
-              <w:t>.</w:t>
-            </w:r>
-          </w:p>
-          <w:p>
-            <w:pPr>
-              <w:spacing w:after="120"/>
-            </w:pPr>
-            <w:r>
-              <w:t>SIMPEN/</w:t>
-            </w:r>
-          </w:p>
-          <w:p>
-            <w:pPr>
-              <w:spacing w:after="120"/>
-            </w:pPr>
-            <w:r>
-              <w:t>│</w:t>
-            </w:r>
-          </w:p>
-          <w:p>
-            <w:pPr>
-              <w:spacing w:after="120"/>
-            </w:pPr>
-            <w:r>
-              <w:t>├── config/</w:t>
-            </w:r>
-          </w:p>
-          <w:p>
-            <w:pPr>
-              <w:spacing w:after="120"/>
-            </w:pPr>
-            <w:r>
-              <w:t xml:space="preserve">│   └── </w:t>
-            </w:r>
-            <w:proofErr w:type="spellStart"/>
-            <w:r>
-              <w:t>koneksi.php</w:t>
-            </w:r>
-            <w:proofErr w:type="spellEnd"/>
-          </w:p>
-          <w:p>
-            <w:pPr>
-              <w:spacing w:after="120"/>
-            </w:pPr>
-            <w:r>
-              <w:t>│</w:t>
-            </w:r>
-          </w:p>
-          <w:p>
-            <w:pPr>
-              <w:spacing w:after="120"/>
-            </w:pPr>
-            <w:r>
-              <w:t>├── includes/</w:t>
-            </w:r>
-          </w:p>
-          <w:p>
-            <w:pPr>
-              <w:spacing w:after="120"/>
-            </w:pPr>
-            <w:r>
-              <w:t xml:space="preserve">│   ├── </w:t>
-            </w:r>
-            <w:proofErr w:type="spellStart"/>
-            <w:r>
-              <w:t>header.php</w:t>
-            </w:r>
-            <w:proofErr w:type="spellEnd"/>
-          </w:p>
-          <w:p>
-            <w:pPr>
-              <w:spacing w:after="120"/>
-            </w:pPr>
-            <w:r>
-              <w:t xml:space="preserve">│   ├── </w:t>
-            </w:r>
-            <w:proofErr w:type="spellStart"/>
-            <w:r>
-              <w:t>sidebar.php</w:t>
-            </w:r>
-            <w:proofErr w:type="spellEnd"/>
-          </w:p>
-          <w:p>
-            <w:pPr>
-              <w:spacing w:after="120"/>
-            </w:pPr>
-            <w:r>
-              <w:t xml:space="preserve">│   └── </w:t>
-            </w:r>
-            <w:proofErr w:type="spellStart"/>
-            <w:r>
-              <w:t>footer.php</w:t>
-            </w:r>
-            <w:proofErr w:type="spellEnd"/>
-          </w:p>
-          <w:p>
-            <w:pPr>
-              <w:spacing w:after="120"/>
-            </w:pPr>
-            <w:r>
-              <w:t>│</w:t>
-            </w:r>
-          </w:p>
-          <w:p>
-            <w:pPr>
-              <w:spacing w:after="120"/>
-            </w:pPr>
-            <w:r>
-              <w:t>├── assets/</w:t>
-            </w:r>
-          </w:p>
-          <w:p>
-            <w:pPr>
-              <w:spacing w:after="120"/>
-            </w:pPr>
-            <w:r>
-              <w:t xml:space="preserve">│   ├── </w:t>
-            </w:r>
-            <w:proofErr w:type="spellStart"/>
-            <w:r>
-              <w:t>css</w:t>
-            </w:r>
-            <w:proofErr w:type="spellEnd"/>
-            <w:r>
-              <w:t>/</w:t>
-            </w:r>
-          </w:p>
-          <w:p>
-            <w:pPr>
-              <w:spacing w:after="120"/>
-            </w:pPr>
-            <w:r>
-              <w:t>│   │   └── style.css</w:t>
-            </w:r>
-          </w:p>
-          <w:p>
-            <w:pPr>
-              <w:spacing w:after="120"/>
-            </w:pPr>
-            <w:r>
-              <w:t xml:space="preserve">│   └── </w:t>
-            </w:r>
-            <w:proofErr w:type="spellStart"/>
-            <w:r>
-              <w:t>js</w:t>
-            </w:r>
-            <w:proofErr w:type="spellEnd"/>
-            <w:r>
-              <w:t>/</w:t>
-            </w:r>
-          </w:p>
-          <w:p>
-            <w:pPr>
-              <w:spacing w:after="120"/>
-            </w:pPr>
-            <w:r>
-              <w:t>│       └── script.js</w:t>
-            </w:r>
-          </w:p>
-          <w:p>
-            <w:pPr>
-              <w:spacing w:after="120"/>
-            </w:pPr>
-            <w:r>
-              <w:t>│</w:t>
-            </w:r>
-          </w:p>
-          <w:p>
-            <w:pPr>
-              <w:spacing w:after="120"/>
-            </w:pPr>
-            <w:r>
-              <w:t xml:space="preserve">├── </w:t>
-            </w:r>
-            <w:proofErr w:type="spellStart"/>
-            <w:r>
-              <w:t>login.php</w:t>
-            </w:r>
-            <w:proofErr w:type="spellEnd"/>
-          </w:p>
-          <w:p>
-            <w:pPr>
-              <w:spacing w:after="120"/>
-            </w:pPr>
-            <w:r>
-              <w:t xml:space="preserve">├── </w:t>
-            </w:r>
-            <w:proofErr w:type="spellStart"/>
-            <w:r>
-              <w:t>logout.php</w:t>
-            </w:r>
-            <w:proofErr w:type="spellEnd"/>
-          </w:p>
-          <w:p>
-            <w:pPr>
-              <w:spacing w:after="120"/>
-            </w:pPr>
-            <w:r>
-              <w:t xml:space="preserve">├── </w:t>
-            </w:r>
-            <w:proofErr w:type="spellStart"/>
-            <w:r>
-              <w:t>dashboard.php</w:t>
-            </w:r>
-            <w:proofErr w:type="spellEnd"/>
-          </w:p>
-          <w:p>
-            <w:pPr>
-              <w:spacing w:after="120"/>
-            </w:pPr>
-            <w:r>
-              <w:t>│</w:t>
-            </w:r>
-          </w:p>
-          <w:p>
-            <w:pPr>
-              <w:spacing w:after="120"/>
-            </w:pPr>
-            <w:r>
-              <w:t xml:space="preserve">├── </w:t>
-            </w:r>
-            <w:proofErr w:type="spellStart"/>
-            <w:r>
-              <w:t>produk</w:t>
-            </w:r>
-            <w:proofErr w:type="spellEnd"/>
-            <w:r>
-              <w:t>/</w:t>
-            </w:r>
-          </w:p>
-          <w:p>
-            <w:pPr>
-              <w:spacing w:after="120"/>
-            </w:pPr>
-            <w:r>
-              <w:t xml:space="preserve">│   ├── </w:t>
-            </w:r>
-            <w:proofErr w:type="spellStart"/>
-            <w:r>
-              <w:t>index.php</w:t>
-            </w:r>
-            <w:proofErr w:type="spellEnd"/>
-          </w:p>
-          <w:p>
-            <w:pPr>
-              <w:spacing w:after="120"/>
-            </w:pPr>
-            <w:r>
-              <w:t xml:space="preserve">│   ├── </w:t>
-            </w:r>
-            <w:proofErr w:type="spellStart"/>
-            <w:r>
-              <w:t>tambah.php</w:t>
-            </w:r>
-            <w:proofErr w:type="spellEnd"/>
-          </w:p>
-          <w:p>
-            <w:pPr>
-              <w:spacing w:after="120"/>
-            </w:pPr>
-            <w:r>
-              <w:t xml:space="preserve">│   ├── </w:t>
-            </w:r>
-            <w:proofErr w:type="spellStart"/>
-            <w:r>
-              <w:t>edit.php</w:t>
-            </w:r>
-            <w:proofErr w:type="spellEnd"/>
-          </w:p>
-          <w:p>
-            <w:pPr>
-              <w:spacing w:after="120"/>
-            </w:pPr>
-            <w:r>
-              <w:t xml:space="preserve">│   └── </w:t>
-            </w:r>
-            <w:proofErr w:type="spellStart"/>
-            <w:r>
-              <w:t>hapus.php</w:t>
-            </w:r>
-            <w:proofErr w:type="spellEnd"/>
-          </w:p>
-          <w:p>
-            <w:pPr>
-              <w:spacing w:after="120"/>
-            </w:pPr>
-            <w:r>
-              <w:t>│</w:t>
-            </w:r>
-          </w:p>
-          <w:p>
-            <w:pPr>
-              <w:spacing w:after="120"/>
-            </w:pPr>
-            <w:r>
-              <w:t xml:space="preserve">├── </w:t>
-            </w:r>
-            <w:proofErr w:type="spellStart"/>
-            <w:r>
-              <w:t>pelanggan</w:t>
-            </w:r>
-            <w:proofErr w:type="spellEnd"/>
-            <w:r>
-              <w:t>/</w:t>
-            </w:r>
-          </w:p>
-          <w:p>
-            <w:pPr>
-              <w:spacing w:after="120"/>
-            </w:pPr>
-            <w:r>
-              <w:t xml:space="preserve">│   ├── </w:t>
-            </w:r>
-            <w:proofErr w:type="spellStart"/>
-            <w:r>
-              <w:t>index.php</w:t>
-            </w:r>
-            <w:proofErr w:type="spellEnd"/>
-          </w:p>
-          <w:p>
-            <w:pPr>
-              <w:spacing w:after="120"/>
-            </w:pPr>
-            <w:r>
-              <w:t xml:space="preserve">│   ├── </w:t>
-            </w:r>
-            <w:proofErr w:type="spellStart"/>
-            <w:r>
-              <w:t>tambah.php</w:t>
-            </w:r>
-            <w:proofErr w:type="spellEnd"/>
-          </w:p>
-          <w:p>
-            <w:pPr>
-              <w:spacing w:after="120"/>
-            </w:pPr>
-            <w:r>
-              <w:t xml:space="preserve">│   ├── </w:t>
-            </w:r>
-            <w:proofErr w:type="spellStart"/>
-            <w:r>
-              <w:t>edit.php</w:t>
-            </w:r>
-            <w:proofErr w:type="spellEnd"/>
-          </w:p>
-          <w:p>
-            <w:pPr>
-              <w:spacing w:after="120"/>
-            </w:pPr>
-            <w:r>
-              <w:t xml:space="preserve">│   └── </w:t>
-            </w:r>
-            <w:proofErr w:type="spellStart"/>
-            <w:r>
-              <w:t>hapus.php</w:t>
-            </w:r>
-            <w:proofErr w:type="spellEnd"/>
-          </w:p>
-          <w:p>
-            <w:pPr>
-              <w:spacing w:after="120"/>
-            </w:pPr>
-            <w:r>
-              <w:lastRenderedPageBreak/>
-              <w:t>│</w:t>
-            </w:r>
-          </w:p>
-          <w:p>
-            <w:pPr>
-              <w:spacing w:after="120"/>
-            </w:pPr>
-            <w:r>
-              <w:t xml:space="preserve">├── </w:t>
-            </w:r>
-            <w:proofErr w:type="spellStart"/>
-            <w:r>
-              <w:t>stok</w:t>
-            </w:r>
-            <w:proofErr w:type="spellEnd"/>
-            <w:r>
-              <w:t>/</w:t>
-            </w:r>
-          </w:p>
-          <w:p>
-            <w:pPr>
-              <w:spacing w:after="120"/>
-            </w:pPr>
-            <w:r>
-              <w:t xml:space="preserve">│   └── </w:t>
-            </w:r>
-            <w:proofErr w:type="spellStart"/>
-            <w:r>
-              <w:t>index.php</w:t>
-            </w:r>
-            <w:proofErr w:type="spellEnd"/>
-          </w:p>
-          <w:p>
-            <w:pPr>
-              <w:spacing w:after="120"/>
-            </w:pPr>
-            <w:r>
-              <w:t>│</w:t>
-            </w:r>
-          </w:p>
-          <w:p>
-            <w:pPr>
-              <w:spacing w:after="120"/>
-            </w:pPr>
-            <w:r>
-              <w:t xml:space="preserve">├── </w:t>
-            </w:r>
-            <w:proofErr w:type="spellStart"/>
-            <w:r>
-              <w:t>transaksi</w:t>
-            </w:r>
-            <w:proofErr w:type="spellEnd"/>
-            <w:r>
-              <w:t>/</w:t>
-            </w:r>
-          </w:p>
-          <w:p>
-            <w:pPr>
-              <w:spacing w:after="120"/>
-            </w:pPr>
-            <w:r>
-              <w:t xml:space="preserve">│   ├── </w:t>
-            </w:r>
-            <w:proofErr w:type="spellStart"/>
-            <w:r>
-              <w:t>index.php</w:t>
-            </w:r>
-            <w:proofErr w:type="spellEnd"/>
-          </w:p>
-          <w:p>
-            <w:pPr>
-              <w:spacing w:after="120"/>
-            </w:pPr>
-            <w:r>
-              <w:t xml:space="preserve">│   └── </w:t>
-            </w:r>
-            <w:proofErr w:type="spellStart"/>
-            <w:r>
-              <w:t>simpan.php</w:t>
-            </w:r>
-            <w:proofErr w:type="spellEnd"/>
-          </w:p>
-          <w:p>
-            <w:pPr>
-              <w:spacing w:after="120"/>
-            </w:pPr>
-            <w:r>
-              <w:t>│</w:t>
-            </w:r>
-          </w:p>
-          <w:p>
-            <w:pPr>
-              <w:spacing w:after="120"/>
-            </w:pPr>
-            <w:r>
-              <w:t xml:space="preserve">└── </w:t>
-            </w:r>
-            <w:proofErr w:type="spellStart"/>
-            <w:r>
-              <w:t>detail_transaksi</w:t>
-            </w:r>
-            <w:proofErr w:type="spellEnd"/>
-            <w:r>
-              <w:t>/</w:t>
-            </w:r>
-          </w:p>
-          <w:p>
-            <w:pPr>
-              <w:spacing w:after="120"/>
-            </w:pPr>
-            <w:r>
-              <w:t xml:space="preserve">    └── </w:t>
-            </w:r>
-            <w:proofErr w:type="spellStart"/>
-            <w:r>
-              <w:t>index.php</w:t>
-            </w:r>
-            <w:proofErr w:type="spellEnd"/>
-          </w:p>
-          <w:p>
-            <w:pPr>
-              <w:spacing w:after="120"/>
-            </w:pPr>
-            <w:proofErr w:type="spellStart"/>
-            <w:r>
-              <w:t>Struktur</w:t>
-            </w:r>
-            <w:proofErr w:type="spellEnd"/>
-            <w:r>
-              <w:t xml:space="preserve"> </w:t>
-            </w:r>
-            <w:proofErr w:type="spellStart"/>
-            <w:r>
-              <w:t>aplikasi</w:t>
-            </w:r>
-            <w:proofErr w:type="spellEnd"/>
-            <w:r>
-              <w:t xml:space="preserve"> </w:t>
-            </w:r>
-            <w:proofErr w:type="spellStart"/>
-            <w:r>
-              <w:t>tersebut</w:t>
-            </w:r>
-            <w:proofErr w:type="spellEnd"/>
-            <w:r>
-              <w:t xml:space="preserve"> </w:t>
-            </w:r>
-            <w:proofErr w:type="spellStart"/>
-            <w:r>
-              <w:t>terdiri</w:t>
-            </w:r>
-            <w:proofErr w:type="spellEnd"/>
-            <w:r>
-              <w:t xml:space="preserve"> </w:t>
-            </w:r>
-            <w:proofErr w:type="spellStart"/>
-            <w:r>
-              <w:t>dari</w:t>
-            </w:r>
-            <w:proofErr w:type="spellEnd"/>
-            <w:r>
-              <w:t xml:space="preserve"> file </w:t>
-            </w:r>
-            <w:proofErr w:type="spellStart"/>
-            <w:r>
-              <w:t>konfigurasi</w:t>
-            </w:r>
-            <w:proofErr w:type="spellEnd"/>
-            <w:r>
-              <w:t xml:space="preserve"> </w:t>
-            </w:r>
-            <w:proofErr w:type="spellStart"/>
-            <w:r>
-              <w:t>untuk</w:t>
-            </w:r>
-            <w:proofErr w:type="spellEnd"/>
-            <w:r>
-              <w:t xml:space="preserve"> </w:t>
-            </w:r>
-            <w:proofErr w:type="spellStart"/>
-            <w:r>
-              <w:t>koneksi</w:t>
-            </w:r>
-            <w:proofErr w:type="spellEnd"/>
-            <w:r>
-              <w:t xml:space="preserve"> database, folder </w:t>
+              <w:t xml:space="preserve"> </w:t>
             </w:r>
             <w:r>
               <w:rPr>
                 <w:b/>
                 <w:bCs/>
               </w:rPr>
-              <w:t>includes</w:t>
-            </w:r>
-            <w:r>
-              <w:t xml:space="preserve"> </w:t>
-            </w:r>
-            <w:proofErr w:type="spellStart"/>
-            <w:r>
-              <w:t>untuk</w:t>
-            </w:r>
-            <w:proofErr w:type="spellEnd"/>
-            <w:r>
-              <w:t xml:space="preserve"> </w:t>
-            </w:r>
-            <w:proofErr w:type="spellStart"/>
-            <w:r>
-              <w:t>komponen</w:t>
-            </w:r>
-            <w:proofErr w:type="spellEnd"/>
-            <w:r>
-              <w:t xml:space="preserve"> yang </w:t>
-            </w:r>
-            <w:proofErr w:type="spellStart"/>
-            <w:r>
-              <w:t>digunakan</w:t>
-            </w:r>
-            <w:proofErr w:type="spellEnd"/>
-            <w:r>
-              <w:t xml:space="preserve"> </w:t>
-            </w:r>
-            <w:proofErr w:type="spellStart"/>
-            <w:r>
-              <w:t>bersama</w:t>
-            </w:r>
-            <w:proofErr w:type="spellEnd"/>
-            <w:r>
-              <w:t xml:space="preserve">, folder </w:t>
+              <w:t>SIMPEN</w:t>
+            </w:r>
+            <w:r>
+              <w:t xml:space="preserve"> </w:t>
+            </w:r>
+            <w:proofErr w:type="spellStart"/>
+            <w:r>
+              <w:t>dibuat</w:t>
+            </w:r>
+            <w:proofErr w:type="spellEnd"/>
+            <w:r>
+              <w:t xml:space="preserve"> </w:t>
+            </w:r>
+            <w:proofErr w:type="spellStart"/>
+            <w:r>
+              <w:t>secara</w:t>
+            </w:r>
+            <w:proofErr w:type="spellEnd"/>
+            <w:r>
+              <w:t xml:space="preserve"> </w:t>
+            </w:r>
+            <w:proofErr w:type="spellStart"/>
+            <w:r>
+              <w:t>terorganisir</w:t>
+            </w:r>
+            <w:proofErr w:type="spellEnd"/>
+            <w:r>
+              <w:t xml:space="preserve"> </w:t>
+            </w:r>
+            <w:proofErr w:type="spellStart"/>
+            <w:r>
+              <w:t>berdasarkan</w:t>
+            </w:r>
+            <w:proofErr w:type="spellEnd"/>
+            <w:r>
+              <w:t xml:space="preserve"> </w:t>
+            </w:r>
+            <w:proofErr w:type="spellStart"/>
+            <w:r>
+              <w:t>fungsi</w:t>
+            </w:r>
+            <w:proofErr w:type="spellEnd"/>
+            <w:r>
+              <w:t xml:space="preserve"> masing-masing </w:t>
+            </w:r>
+            <w:proofErr w:type="spellStart"/>
+            <w:r>
+              <w:t>bagian</w:t>
+            </w:r>
+            <w:proofErr w:type="spellEnd"/>
+            <w:r>
+              <w:t xml:space="preserve">. </w:t>
+            </w:r>
+            <w:proofErr w:type="spellStart"/>
+            <w:r>
+              <w:t>Struktur</w:t>
+            </w:r>
+            <w:proofErr w:type="spellEnd"/>
+            <w:r>
+              <w:t xml:space="preserve"> </w:t>
+            </w:r>
+            <w:proofErr w:type="spellStart"/>
+            <w:r>
+              <w:t>ini</w:t>
+            </w:r>
+            <w:proofErr w:type="spellEnd"/>
+            <w:r>
+              <w:t xml:space="preserve"> </w:t>
+            </w:r>
+            <w:proofErr w:type="spellStart"/>
+            <w:r>
+              <w:t>bertujuan</w:t>
+            </w:r>
+            <w:proofErr w:type="spellEnd"/>
+            <w:r>
+              <w:t xml:space="preserve"> agar proses </w:t>
+            </w:r>
+            <w:proofErr w:type="spellStart"/>
+            <w:r>
+              <w:t>pengembangan</w:t>
+            </w:r>
+            <w:proofErr w:type="spellEnd"/>
+            <w:r>
+              <w:t xml:space="preserve">, </w:t>
+            </w:r>
+            <w:proofErr w:type="spellStart"/>
+            <w:r>
+              <w:t>pengelolaan</w:t>
+            </w:r>
+            <w:proofErr w:type="spellEnd"/>
+            <w:r>
+              <w:t xml:space="preserve">, dan </w:t>
+            </w:r>
+            <w:proofErr w:type="spellStart"/>
+            <w:r>
+              <w:t>pemeliharaan</w:t>
+            </w:r>
+            <w:proofErr w:type="spellEnd"/>
+            <w:r>
+              <w:t xml:space="preserve"> </w:t>
+            </w:r>
+            <w:proofErr w:type="spellStart"/>
+            <w:r>
+              <w:t>aplikasi</w:t>
+            </w:r>
+            <w:proofErr w:type="spellEnd"/>
+            <w:r>
+              <w:t xml:space="preserve"> </w:t>
+            </w:r>
+            <w:proofErr w:type="spellStart"/>
+            <w:r>
+              <w:t>menjadi</w:t>
+            </w:r>
+            <w:proofErr w:type="spellEnd"/>
+            <w:r>
+              <w:t xml:space="preserve"> </w:t>
+            </w:r>
+            <w:proofErr w:type="spellStart"/>
+            <w:r>
+              <w:t>lebih</w:t>
+            </w:r>
+            <w:proofErr w:type="spellEnd"/>
+            <w:r>
+              <w:t xml:space="preserve"> </w:t>
+            </w:r>
+            <w:proofErr w:type="spellStart"/>
+            <w:r>
+              <w:t>mudah</w:t>
+            </w:r>
+            <w:proofErr w:type="spellEnd"/>
+            <w:r>
+              <w:t>.</w:t>
+            </w:r>
+          </w:p>
+          <w:p>
+            <w:pPr>
+              <w:spacing w:after="120"/>
+            </w:pPr>
+            <w:r>
+              <w:t>SIMPEN/</w:t>
+            </w:r>
+          </w:p>
+          <w:p>
+            <w:pPr>
+              <w:spacing w:after="120"/>
+            </w:pPr>
+            <w:r>
+              <w:t>│</w:t>
+            </w:r>
+          </w:p>
+          <w:p>
+            <w:pPr>
+              <w:spacing w:after="120"/>
+            </w:pPr>
+            <w:r>
+              <w:t>├── config/</w:t>
+            </w:r>
+          </w:p>
+          <w:p>
+            <w:pPr>
+              <w:spacing w:after="120"/>
+            </w:pPr>
+            <w:r>
+              <w:t xml:space="preserve">│   └── </w:t>
+            </w:r>
+            <w:proofErr w:type="spellStart"/>
+            <w:r>
+              <w:t>koneksi.php</w:t>
+            </w:r>
+            <w:proofErr w:type="spellEnd"/>
+          </w:p>
+          <w:p>
+            <w:pPr>
+              <w:spacing w:after="120"/>
+            </w:pPr>
+            <w:r>
+              <w:t>│</w:t>
+            </w:r>
+          </w:p>
+          <w:p>
+            <w:pPr>
+              <w:spacing w:after="120"/>
+            </w:pPr>
+            <w:r>
+              <w:t>├── includes/</w:t>
+            </w:r>
+          </w:p>
+          <w:p>
+            <w:pPr>
+              <w:spacing w:after="120"/>
+            </w:pPr>
+            <w:r>
+              <w:t xml:space="preserve">│   ├── </w:t>
+            </w:r>
+            <w:proofErr w:type="spellStart"/>
+            <w:r>
+              <w:t>header.php</w:t>
+            </w:r>
+            <w:proofErr w:type="spellEnd"/>
+          </w:p>
+          <w:p>
+            <w:pPr>
+              <w:spacing w:after="120"/>
+            </w:pPr>
+            <w:r>
+              <w:t xml:space="preserve">│   ├── </w:t>
+            </w:r>
+            <w:proofErr w:type="spellStart"/>
+            <w:r>
+              <w:t>sidebar.php</w:t>
+            </w:r>
+            <w:proofErr w:type="spellEnd"/>
+          </w:p>
+          <w:p>
+            <w:pPr>
+              <w:spacing w:after="120"/>
+            </w:pPr>
+            <w:r>
+              <w:t xml:space="preserve">│   └── </w:t>
+            </w:r>
+            <w:proofErr w:type="spellStart"/>
+            <w:r>
+              <w:t>footer.php</w:t>
+            </w:r>
+            <w:proofErr w:type="spellEnd"/>
+          </w:p>
+          <w:p>
+            <w:pPr>
+              <w:spacing w:after="120"/>
+            </w:pPr>
+            <w:r>
+              <w:t>│</w:t>
+            </w:r>
+          </w:p>
+          <w:p>
+            <w:pPr>
+              <w:spacing w:after="120"/>
+            </w:pPr>
+            <w:r>
+              <w:t>├── assets/</w:t>
+            </w:r>
+          </w:p>
+          <w:p>
+            <w:pPr>
+              <w:spacing w:after="120"/>
+            </w:pPr>
+            <w:r>
+              <w:t xml:space="preserve">│   └── </w:t>
+            </w:r>
+            <w:proofErr w:type="spellStart"/>
+            <w:r>
+              <w:t>css</w:t>
+            </w:r>
+            <w:proofErr w:type="spellEnd"/>
+            <w:r>
+              <w:t>/</w:t>
+            </w:r>
+          </w:p>
+          <w:p>
+            <w:pPr>
+              <w:spacing w:after="120"/>
+            </w:pPr>
+            <w:r>
+              <w:t>│       └── style.css</w:t>
+            </w:r>
+          </w:p>
+          <w:p>
+            <w:pPr>
+              <w:spacing w:after="120"/>
+            </w:pPr>
+            <w:r>
+              <w:t>│</w:t>
+            </w:r>
+          </w:p>
+          <w:p>
+            <w:pPr>
+              <w:spacing w:after="120"/>
+            </w:pPr>
+            <w:r>
+              <w:t xml:space="preserve">├── </w:t>
+            </w:r>
+            <w:proofErr w:type="spellStart"/>
+            <w:r>
+              <w:t>login.php</w:t>
+            </w:r>
+            <w:proofErr w:type="spellEnd"/>
+          </w:p>
+          <w:p>
+            <w:pPr>
+              <w:spacing w:after="120"/>
+            </w:pPr>
+            <w:r>
+              <w:t xml:space="preserve">├── </w:t>
+            </w:r>
+            <w:proofErr w:type="spellStart"/>
+            <w:r>
+              <w:t>logout.php</w:t>
+            </w:r>
+            <w:proofErr w:type="spellEnd"/>
+          </w:p>
+          <w:p>
+            <w:pPr>
+              <w:spacing w:after="120"/>
+            </w:pPr>
+            <w:r>
+              <w:t xml:space="preserve">├── </w:t>
+            </w:r>
+            <w:proofErr w:type="spellStart"/>
+            <w:r>
+              <w:t>dashboard.php</w:t>
+            </w:r>
+            <w:proofErr w:type="spellEnd"/>
+          </w:p>
+          <w:p>
+            <w:pPr>
+              <w:spacing w:after="120"/>
+            </w:pPr>
+            <w:r>
+              <w:t>│</w:t>
+            </w:r>
+          </w:p>
+          <w:p>
+            <w:pPr>
+              <w:spacing w:after="120"/>
+            </w:pPr>
+            <w:r>
+              <w:t xml:space="preserve">├── </w:t>
+            </w:r>
+            <w:proofErr w:type="spellStart"/>
+            <w:r>
+              <w:t>produk</w:t>
+            </w:r>
+            <w:proofErr w:type="spellEnd"/>
+            <w:r>
+              <w:t>/</w:t>
+            </w:r>
+          </w:p>
+          <w:p>
+            <w:pPr>
+              <w:spacing w:after="120"/>
+            </w:pPr>
+            <w:r>
+              <w:t xml:space="preserve">│   ├── </w:t>
+            </w:r>
+            <w:proofErr w:type="spellStart"/>
+            <w:r>
+              <w:t>index.php</w:t>
+            </w:r>
+            <w:proofErr w:type="spellEnd"/>
+          </w:p>
+          <w:p>
+            <w:pPr>
+              <w:spacing w:after="120"/>
+            </w:pPr>
+            <w:r>
+              <w:t xml:space="preserve">│   ├── </w:t>
+            </w:r>
+            <w:proofErr w:type="spellStart"/>
+            <w:r>
+              <w:t>tambah.php</w:t>
+            </w:r>
+            <w:proofErr w:type="spellEnd"/>
+          </w:p>
+          <w:p>
+            <w:pPr>
+              <w:spacing w:after="120"/>
+            </w:pPr>
+            <w:r>
+              <w:t xml:space="preserve">│   ├── </w:t>
+            </w:r>
+            <w:proofErr w:type="spellStart"/>
+            <w:r>
+              <w:t>edit.php</w:t>
+            </w:r>
+            <w:proofErr w:type="spellEnd"/>
+          </w:p>
+          <w:p>
+            <w:pPr>
+              <w:spacing w:after="120"/>
+            </w:pPr>
+            <w:r>
+              <w:t xml:space="preserve">│   └── </w:t>
+            </w:r>
+            <w:proofErr w:type="spellStart"/>
+            <w:r>
+              <w:t>hapus.php</w:t>
+            </w:r>
+            <w:proofErr w:type="spellEnd"/>
+          </w:p>
+          <w:p>
+            <w:pPr>
+              <w:spacing w:after="120"/>
+            </w:pPr>
+            <w:r>
+              <w:t>│</w:t>
+            </w:r>
+          </w:p>
+          <w:p>
+            <w:pPr>
+              <w:spacing w:after="120"/>
+            </w:pPr>
+            <w:r>
+              <w:t xml:space="preserve">├── </w:t>
+            </w:r>
+            <w:proofErr w:type="spellStart"/>
+            <w:r>
+              <w:t>pelanggan</w:t>
+            </w:r>
+            <w:proofErr w:type="spellEnd"/>
+            <w:r>
+              <w:t>/</w:t>
+            </w:r>
+          </w:p>
+          <w:p>
+            <w:pPr>
+              <w:spacing w:after="120"/>
+            </w:pPr>
+            <w:r>
+              <w:t xml:space="preserve">│   ├── </w:t>
+            </w:r>
+            <w:proofErr w:type="spellStart"/>
+            <w:r>
+              <w:t>index.php</w:t>
+            </w:r>
+            <w:proofErr w:type="spellEnd"/>
+          </w:p>
+          <w:p>
+            <w:pPr>
+              <w:spacing w:after="120"/>
+            </w:pPr>
+            <w:r>
+              <w:t xml:space="preserve">│   ├── </w:t>
+            </w:r>
+            <w:proofErr w:type="spellStart"/>
+            <w:r>
+              <w:t>tambah.php</w:t>
+            </w:r>
+            <w:proofErr w:type="spellEnd"/>
+          </w:p>
+          <w:p>
+            <w:pPr>
+              <w:spacing w:after="120"/>
+            </w:pPr>
+            <w:r>
+              <w:t xml:space="preserve">│   ├── </w:t>
+            </w:r>
+            <w:proofErr w:type="spellStart"/>
+            <w:r>
+              <w:t>edit.php</w:t>
+            </w:r>
+            <w:proofErr w:type="spellEnd"/>
+          </w:p>
+          <w:p>
+            <w:pPr>
+              <w:spacing w:after="120"/>
+            </w:pPr>
+            <w:r>
+              <w:t xml:space="preserve">│   └── </w:t>
+            </w:r>
+            <w:proofErr w:type="spellStart"/>
+            <w:r>
+              <w:t>hapus.php</w:t>
+            </w:r>
+            <w:proofErr w:type="spellEnd"/>
+          </w:p>
+          <w:p>
+            <w:pPr>
+              <w:spacing w:after="120"/>
+            </w:pPr>
+            <w:r>
+              <w:t>│</w:t>
+            </w:r>
+          </w:p>
+          <w:p>
+            <w:pPr>
+              <w:spacing w:after="120"/>
+            </w:pPr>
+            <w:r>
+              <w:t xml:space="preserve">├── </w:t>
+            </w:r>
+            <w:proofErr w:type="spellStart"/>
+            <w:r>
+              <w:t>stok</w:t>
+            </w:r>
+            <w:proofErr w:type="spellEnd"/>
+            <w:r>
+              <w:t>/</w:t>
+            </w:r>
+          </w:p>
+          <w:p>
+            <w:pPr>
+              <w:spacing w:after="120"/>
+            </w:pPr>
+            <w:r>
+              <w:lastRenderedPageBreak/>
+              <w:t xml:space="preserve">│   └── </w:t>
+            </w:r>
+            <w:proofErr w:type="spellStart"/>
+            <w:r>
+              <w:t>index.php</w:t>
+            </w:r>
+            <w:proofErr w:type="spellEnd"/>
+          </w:p>
+          <w:p>
+            <w:pPr>
+              <w:spacing w:after="120"/>
+            </w:pPr>
+            <w:r>
+              <w:t>│</w:t>
+            </w:r>
+          </w:p>
+          <w:p>
+            <w:pPr>
+              <w:spacing w:after="120"/>
+            </w:pPr>
+            <w:r>
+              <w:t xml:space="preserve">├── </w:t>
+            </w:r>
+            <w:proofErr w:type="spellStart"/>
+            <w:r>
+              <w:t>transaksi</w:t>
+            </w:r>
+            <w:proofErr w:type="spellEnd"/>
+            <w:r>
+              <w:t>/</w:t>
+            </w:r>
+          </w:p>
+          <w:p>
+            <w:pPr>
+              <w:spacing w:after="120"/>
+            </w:pPr>
+            <w:r>
+              <w:t xml:space="preserve">│   ├── </w:t>
+            </w:r>
+            <w:proofErr w:type="spellStart"/>
+            <w:r>
+              <w:t>index.php</w:t>
+            </w:r>
+            <w:proofErr w:type="spellEnd"/>
+          </w:p>
+          <w:p>
+            <w:pPr>
+              <w:spacing w:after="120"/>
+            </w:pPr>
+            <w:r>
+              <w:t xml:space="preserve">│   └── </w:t>
+            </w:r>
+            <w:proofErr w:type="spellStart"/>
+            <w:r>
+              <w:t>simpan.php</w:t>
+            </w:r>
+            <w:proofErr w:type="spellEnd"/>
+          </w:p>
+          <w:p>
+            <w:pPr>
+              <w:spacing w:after="120"/>
+            </w:pPr>
+            <w:r>
+              <w:t>│</w:t>
+            </w:r>
+          </w:p>
+          <w:p>
+            <w:pPr>
+              <w:spacing w:after="120"/>
+            </w:pPr>
+            <w:r>
+              <w:t xml:space="preserve">└── </w:t>
+            </w:r>
+            <w:proofErr w:type="spellStart"/>
+            <w:r>
+              <w:t>detail_transaksi</w:t>
+            </w:r>
+            <w:proofErr w:type="spellEnd"/>
+            <w:r>
+              <w:t>/</w:t>
+            </w:r>
+          </w:p>
+          <w:p>
+            <w:pPr>
+              <w:spacing w:after="120"/>
+            </w:pPr>
+            <w:r>
+              <w:t xml:space="preserve">    └── </w:t>
+            </w:r>
+            <w:proofErr w:type="spellStart"/>
+            <w:r>
+              <w:t>index.php</w:t>
+            </w:r>
+            <w:proofErr w:type="spellEnd"/>
+          </w:p>
+          <w:p>
+            <w:pPr>
+              <w:spacing w:after="120"/>
+            </w:pPr>
+            <w:proofErr w:type="spellStart"/>
+            <w:r>
+              <w:t>Struktur</w:t>
+            </w:r>
+            <w:proofErr w:type="spellEnd"/>
+            <w:r>
+              <w:t xml:space="preserve"> </w:t>
+            </w:r>
+            <w:proofErr w:type="spellStart"/>
+            <w:r>
+              <w:t>aplikasi</w:t>
+            </w:r>
+            <w:proofErr w:type="spellEnd"/>
+            <w:r>
+              <w:t xml:space="preserve"> </w:t>
+            </w:r>
+            <w:proofErr w:type="spellStart"/>
+            <w:r>
+              <w:t>tersebut</w:t>
+            </w:r>
+            <w:proofErr w:type="spellEnd"/>
+            <w:r>
+              <w:t xml:space="preserve"> </w:t>
+            </w:r>
+            <w:proofErr w:type="spellStart"/>
+            <w:r>
+              <w:t>terdiri</w:t>
+            </w:r>
+            <w:proofErr w:type="spellEnd"/>
+            <w:r>
+              <w:t xml:space="preserve"> </w:t>
+            </w:r>
+            <w:proofErr w:type="spellStart"/>
+            <w:r>
+              <w:t>dari</w:t>
+            </w:r>
+            <w:proofErr w:type="spellEnd"/>
+            <w:r>
+              <w:t xml:space="preserve"> file </w:t>
             </w:r>
             <w:r>
               <w:rPr>
                 <w:b/>
                 <w:bCs/>
               </w:rPr>
-              <w:t>assets</w:t>
+              <w:t>config</w:t>
             </w:r>
             <w:r>
               <w:t xml:space="preserve"> </w:t>
@@ -32855,7 +32710,372 @@
             </w:r>
             <w:proofErr w:type="spellEnd"/>
             <w:r>
-              <w:t xml:space="preserve"> CSS dan JavaScript, </w:t>
+              <w:t xml:space="preserve"> </w:t>
+            </w:r>
+            <w:proofErr w:type="spellStart"/>
+            <w:r>
+              <w:t>mengatur</w:t>
+            </w:r>
+            <w:proofErr w:type="spellEnd"/>
+            <w:r>
+              <w:t xml:space="preserve"> </w:t>
+            </w:r>
+            <w:proofErr w:type="spellStart"/>
+            <w:r>
+              <w:t>koneksi</w:t>
+            </w:r>
+            <w:proofErr w:type="spellEnd"/>
+            <w:r>
+              <w:t xml:space="preserve"> database, folder </w:t>
+            </w:r>
+            <w:r>
+              <w:rPr>
+                <w:b/>
+                <w:bCs/>
+              </w:rPr>
+              <w:t>includes</w:t>
+            </w:r>
+            <w:r>
+              <w:t xml:space="preserve"> </w:t>
+            </w:r>
+            <w:proofErr w:type="spellStart"/>
+            <w:r>
+              <w:t>untuk</w:t>
+            </w:r>
+            <w:proofErr w:type="spellEnd"/>
+            <w:r>
+              <w:t xml:space="preserve"> </w:t>
+            </w:r>
+            <w:proofErr w:type="spellStart"/>
+            <w:r>
+              <w:t>menyimpan</w:t>
+            </w:r>
+            <w:proofErr w:type="spellEnd"/>
+            <w:r>
+              <w:t xml:space="preserve"> </w:t>
+            </w:r>
+            <w:proofErr w:type="spellStart"/>
+            <w:r>
+              <w:t>komponen</w:t>
+            </w:r>
+            <w:proofErr w:type="spellEnd"/>
+            <w:r>
+              <w:t xml:space="preserve"> </w:t>
+            </w:r>
+            <w:proofErr w:type="spellStart"/>
+            <w:r>
+              <w:t>halaman</w:t>
+            </w:r>
+            <w:proofErr w:type="spellEnd"/>
+            <w:r>
+              <w:t xml:space="preserve"> yang </w:t>
+            </w:r>
+            <w:proofErr w:type="spellStart"/>
+            <w:r>
+              <w:t>digunakan</w:t>
+            </w:r>
+            <w:proofErr w:type="spellEnd"/>
+            <w:r>
+              <w:t xml:space="preserve"> </w:t>
+            </w:r>
+            <w:proofErr w:type="spellStart"/>
+            <w:r>
+              <w:t>bersama</w:t>
+            </w:r>
+            <w:proofErr w:type="spellEnd"/>
+            <w:r>
+              <w:t xml:space="preserve">, dan folder </w:t>
+            </w:r>
+            <w:r>
+              <w:rPr>
+                <w:b/>
+                <w:bCs/>
+              </w:rPr>
+              <w:t>assets/</w:t>
+            </w:r>
+            <w:proofErr w:type="spellStart"/>
+            <w:r>
+              <w:rPr>
+                <w:b/>
+                <w:bCs/>
+              </w:rPr>
+              <w:t>css</w:t>
+            </w:r>
+            <w:proofErr w:type="spellEnd"/>
+            <w:r>
+              <w:t xml:space="preserve"> </w:t>
+            </w:r>
+            <w:proofErr w:type="spellStart"/>
+            <w:r>
+              <w:t>untuk</w:t>
+            </w:r>
+            <w:proofErr w:type="spellEnd"/>
+            <w:r>
+              <w:t xml:space="preserve"> </w:t>
+            </w:r>
+            <w:proofErr w:type="spellStart"/>
+            <w:r>
+              <w:t>menyimpan</w:t>
+            </w:r>
+            <w:proofErr w:type="spellEnd"/>
+            <w:r>
+              <w:t xml:space="preserve"> file CSS yang </w:t>
+            </w:r>
+            <w:proofErr w:type="spellStart"/>
+            <w:r>
+              <w:t>digunakan</w:t>
+            </w:r>
+            <w:proofErr w:type="spellEnd"/>
+            <w:r>
+              <w:t xml:space="preserve"> </w:t>
+            </w:r>
+            <w:proofErr w:type="spellStart"/>
+            <w:r>
+              <w:t>dalam</w:t>
+            </w:r>
+            <w:proofErr w:type="spellEnd"/>
+            <w:r>
+              <w:t xml:space="preserve"> </w:t>
+            </w:r>
+            <w:proofErr w:type="spellStart"/>
+            <w:r>
+              <w:t>tampilan</w:t>
+            </w:r>
+            <w:proofErr w:type="spellEnd"/>
+            <w:r>
+              <w:t xml:space="preserve"> </w:t>
+            </w:r>
+            <w:proofErr w:type="spellStart"/>
+            <w:r>
+              <w:t>aplikasi</w:t>
+            </w:r>
+            <w:proofErr w:type="spellEnd"/>
+            <w:r>
+              <w:t>.</w:t>
+            </w:r>
+          </w:p>
+          <w:p>
+            <w:pPr>
+              <w:spacing w:after="120"/>
+            </w:pPr>
+            <w:r>
+              <w:t xml:space="preserve">Selain </w:t>
+            </w:r>
+            <w:proofErr w:type="spellStart"/>
+            <w:r>
+              <w:t>itu</w:t>
+            </w:r>
+            <w:proofErr w:type="spellEnd"/>
+            <w:r>
+              <w:t xml:space="preserve">, </w:t>
+            </w:r>
+            <w:proofErr w:type="spellStart"/>
+            <w:r>
+              <w:t>terdapat</w:t>
+            </w:r>
+            <w:proofErr w:type="spellEnd"/>
+            <w:r>
+              <w:t xml:space="preserve"> </w:t>
+            </w:r>
+            <w:proofErr w:type="spellStart"/>
+            <w:r>
+              <w:t>beberapa</w:t>
+            </w:r>
+            <w:proofErr w:type="spellEnd"/>
+            <w:r>
+              <w:t xml:space="preserve"> folder </w:t>
+            </w:r>
+            <w:proofErr w:type="spellStart"/>
+            <w:r>
+              <w:t>fitur</w:t>
+            </w:r>
+            <w:proofErr w:type="spellEnd"/>
+            <w:r>
+              <w:t xml:space="preserve"> </w:t>
+            </w:r>
+            <w:proofErr w:type="spellStart"/>
+            <w:r>
+              <w:t>utama</w:t>
+            </w:r>
+            <w:proofErr w:type="spellEnd"/>
+            <w:r>
+              <w:t xml:space="preserve">, </w:t>
+            </w:r>
+            <w:proofErr w:type="spellStart"/>
+            <w:r>
+              <w:t>yaitu</w:t>
+            </w:r>
+            <w:proofErr w:type="spellEnd"/>
+            <w:r>
+              <w:t xml:space="preserve"> </w:t>
+            </w:r>
+            <w:proofErr w:type="spellStart"/>
+            <w:r>
+              <w:rPr>
+                <w:b/>
+                <w:bCs/>
+              </w:rPr>
+              <w:t>produk</w:t>
+            </w:r>
+            <w:proofErr w:type="spellEnd"/>
+            <w:r>
+              <w:t xml:space="preserve"> </w:t>
+            </w:r>
+            <w:proofErr w:type="spellStart"/>
+            <w:r>
+              <w:t>untuk</w:t>
+            </w:r>
+            <w:proofErr w:type="spellEnd"/>
+            <w:r>
+              <w:t xml:space="preserve"> </w:t>
+            </w:r>
+            <w:proofErr w:type="spellStart"/>
+            <w:r>
+              <w:t>mengelola</w:t>
+            </w:r>
+            <w:proofErr w:type="spellEnd"/>
+            <w:r>
+              <w:t xml:space="preserve"> data </w:t>
+            </w:r>
+            <w:proofErr w:type="spellStart"/>
+            <w:r>
+              <w:t>produk</w:t>
+            </w:r>
+            <w:proofErr w:type="spellEnd"/>
+            <w:r>
+              <w:t xml:space="preserve">, </w:t>
+            </w:r>
+            <w:proofErr w:type="spellStart"/>
+            <w:r>
+              <w:rPr>
+                <w:b/>
+                <w:bCs/>
+              </w:rPr>
+              <w:t>pelanggan</w:t>
+            </w:r>
+            <w:proofErr w:type="spellEnd"/>
+            <w:r>
+              <w:t xml:space="preserve"> </w:t>
+            </w:r>
+            <w:proofErr w:type="spellStart"/>
+            <w:r>
+              <w:t>untuk</w:t>
+            </w:r>
+            <w:proofErr w:type="spellEnd"/>
+            <w:r>
+              <w:t xml:space="preserve"> </w:t>
+            </w:r>
+            <w:proofErr w:type="spellStart"/>
+            <w:r>
+              <w:t>mengelola</w:t>
+            </w:r>
+            <w:proofErr w:type="spellEnd"/>
+            <w:r>
+              <w:t xml:space="preserve"> data </w:t>
+            </w:r>
+            <w:proofErr w:type="spellStart"/>
+            <w:r>
+              <w:t>pelanggan</w:t>
+            </w:r>
+            <w:proofErr w:type="spellEnd"/>
+            <w:r>
+              <w:t xml:space="preserve">, </w:t>
+            </w:r>
+            <w:proofErr w:type="spellStart"/>
+            <w:r>
+              <w:rPr>
+                <w:b/>
+                <w:bCs/>
+              </w:rPr>
+              <w:t>stok</w:t>
+            </w:r>
+            <w:proofErr w:type="spellEnd"/>
+            <w:r>
+              <w:t xml:space="preserve"> </w:t>
+            </w:r>
+            <w:proofErr w:type="spellStart"/>
+            <w:r>
+              <w:t>untuk</w:t>
+            </w:r>
+            <w:proofErr w:type="spellEnd"/>
+            <w:r>
+              <w:t xml:space="preserve"> </w:t>
+            </w:r>
+            <w:proofErr w:type="spellStart"/>
+            <w:r>
+              <w:t>melihat</w:t>
+            </w:r>
+            <w:proofErr w:type="spellEnd"/>
+            <w:r>
+              <w:t xml:space="preserve"> dan </w:t>
+            </w:r>
+            <w:proofErr w:type="spellStart"/>
+            <w:r>
+              <w:t>mengelola</w:t>
+            </w:r>
+            <w:proofErr w:type="spellEnd"/>
+            <w:r>
+              <w:t xml:space="preserve"> </w:t>
+            </w:r>
+            <w:proofErr w:type="spellStart"/>
+            <w:r>
+              <w:t>stok</w:t>
+            </w:r>
+            <w:proofErr w:type="spellEnd"/>
+            <w:r>
+              <w:t xml:space="preserve"> </w:t>
+            </w:r>
+            <w:proofErr w:type="spellStart"/>
+            <w:r>
+              <w:t>barang</w:t>
+            </w:r>
+            <w:proofErr w:type="spellEnd"/>
+            <w:r>
+              <w:t xml:space="preserve">, </w:t>
+            </w:r>
+            <w:proofErr w:type="spellStart"/>
+            <w:r>
+              <w:rPr>
+                <w:b/>
+                <w:bCs/>
+              </w:rPr>
+              <w:t>transaksi</w:t>
+            </w:r>
+            <w:proofErr w:type="spellEnd"/>
+            <w:r>
+              <w:t xml:space="preserve"> </w:t>
+            </w:r>
+            <w:proofErr w:type="spellStart"/>
+            <w:r>
+              <w:t>untuk</w:t>
+            </w:r>
+            <w:proofErr w:type="spellEnd"/>
+            <w:r>
+              <w:t xml:space="preserve"> </w:t>
+            </w:r>
+            <w:proofErr w:type="spellStart"/>
+            <w:r>
+              <w:t>mengelola</w:t>
+            </w:r>
+            <w:proofErr w:type="spellEnd"/>
+            <w:r>
+              <w:t xml:space="preserve"> </w:t>
+            </w:r>
+            <w:proofErr w:type="spellStart"/>
+            <w:r>
+              <w:t>transaksi</w:t>
+            </w:r>
+            <w:proofErr w:type="spellEnd"/>
+            <w:r>
+              <w:t xml:space="preserve"> </w:t>
+            </w:r>
+            <w:proofErr w:type="spellStart"/>
+            <w:r>
+              <w:t>penjualan</w:t>
+            </w:r>
+            <w:proofErr w:type="spellEnd"/>
+            <w:r>
+              <w:t xml:space="preserve">, </w:t>
             </w:r>
             <w:proofErr w:type="spellStart"/>
             <w:r>
@@ -32863,64 +33083,155 @@
             </w:r>
             <w:proofErr w:type="spellEnd"/>
             <w:r>
-              <w:t xml:space="preserve"> folder </w:t>
-            </w:r>
-            <w:proofErr w:type="spellStart"/>
-            <w:r>
-              <w:t>fitur</w:t>
-            </w:r>
-            <w:proofErr w:type="spellEnd"/>
-            <w:r>
-              <w:t xml:space="preserve"> </w:t>
-            </w:r>
-            <w:proofErr w:type="spellStart"/>
-            <w:r>
-              <w:t>seperti</w:t>
-            </w:r>
-            <w:proofErr w:type="spellEnd"/>
-            <w:r>
-              <w:t xml:space="preserve"> </w:t>
-            </w:r>
-            <w:proofErr w:type="spellStart"/>
-            <w:r>
-              <w:t>produk</w:t>
-            </w:r>
-            <w:proofErr w:type="spellEnd"/>
+              <w:t xml:space="preserve"> </w:t>
+            </w:r>
+            <w:proofErr w:type="spellStart"/>
+            <w:r>
+              <w:rPr>
+                <w:b/>
+                <w:bCs/>
+              </w:rPr>
+              <w:t>detail_transaksi</w:t>
+            </w:r>
+            <w:proofErr w:type="spellEnd"/>
+            <w:r>
+              <w:t xml:space="preserve"> </w:t>
+            </w:r>
+            <w:proofErr w:type="spellStart"/>
+            <w:r>
+              <w:t>untuk</w:t>
+            </w:r>
+            <w:proofErr w:type="spellEnd"/>
+            <w:r>
+              <w:t xml:space="preserve"> </w:t>
+            </w:r>
+            <w:proofErr w:type="spellStart"/>
+            <w:r>
+              <w:t>menampilkan</w:t>
+            </w:r>
+            <w:proofErr w:type="spellEnd"/>
+            <w:r>
+              <w:t xml:space="preserve"> detail </w:t>
+            </w:r>
+            <w:proofErr w:type="spellStart"/>
+            <w:r>
+              <w:t>transaksi</w:t>
+            </w:r>
+            <w:proofErr w:type="spellEnd"/>
+            <w:r>
+              <w:t>.</w:t>
+            </w:r>
+          </w:p>
+          <w:p>
+            <w:pPr>
+              <w:spacing w:after="120"/>
+            </w:pPr>
+            <w:proofErr w:type="spellStart"/>
+            <w:r>
+              <w:t>Aplikasi</w:t>
+            </w:r>
+            <w:proofErr w:type="spellEnd"/>
+            <w:r>
+              <w:t xml:space="preserve"> SIMPEN </w:t>
+            </w:r>
+            <w:proofErr w:type="spellStart"/>
+            <w:r>
+              <w:rPr>
+                <w:b/>
+                <w:bCs/>
+              </w:rPr>
+              <w:t>tidak</w:t>
+            </w:r>
+            <w:proofErr w:type="spellEnd"/>
+            <w:r>
+              <w:rPr>
+                <w:b/>
+                <w:bCs/>
+              </w:rPr>
+              <w:t xml:space="preserve"> </w:t>
+            </w:r>
+            <w:proofErr w:type="spellStart"/>
+            <w:r>
+              <w:rPr>
+                <w:b/>
+                <w:bCs/>
+              </w:rPr>
+              <w:t>menggunakan</w:t>
+            </w:r>
+            <w:proofErr w:type="spellEnd"/>
+            <w:r>
+              <w:rPr>
+                <w:b/>
+                <w:bCs/>
+              </w:rPr>
+              <w:t xml:space="preserve"> JavaScript</w:t>
+            </w:r>
             <w:r>
               <w:t xml:space="preserve">, </w:t>
             </w:r>
             <w:proofErr w:type="spellStart"/>
             <w:r>
-              <w:t>pelanggan</w:t>
-            </w:r>
-            <w:proofErr w:type="spellEnd"/>
-            <w:r>
-              <w:t xml:space="preserve">, </w:t>
-            </w:r>
-            <w:proofErr w:type="spellStart"/>
-            <w:r>
-              <w:t>stok</w:t>
-            </w:r>
-            <w:proofErr w:type="spellEnd"/>
-            <w:r>
-              <w:t xml:space="preserve">, </w:t>
-            </w:r>
-            <w:proofErr w:type="spellStart"/>
-            <w:r>
-              <w:t>transaksi</w:t>
-            </w:r>
-            <w:proofErr w:type="spellEnd"/>
-            <w:r>
-              <w:t xml:space="preserve">, dan detail </w:t>
-            </w:r>
-            <w:proofErr w:type="spellStart"/>
-            <w:r>
-              <w:t>transaksi</w:t>
-            </w:r>
-            <w:proofErr w:type="spellEnd"/>
+              <w:t>sehingga</w:t>
+            </w:r>
+            <w:proofErr w:type="spellEnd"/>
+            <w:r>
+              <w:t xml:space="preserve"> </w:t>
+            </w:r>
+            <w:proofErr w:type="spellStart"/>
+            <w:r>
+              <w:t>seluruh</w:t>
+            </w:r>
+            <w:proofErr w:type="spellEnd"/>
+            <w:r>
+              <w:t xml:space="preserve"> proses </w:t>
+            </w:r>
+            <w:proofErr w:type="spellStart"/>
+            <w:r>
+              <w:t>sistem</w:t>
+            </w:r>
+            <w:proofErr w:type="spellEnd"/>
+            <w:r>
+              <w:t xml:space="preserve"> dan </w:t>
+            </w:r>
+            <w:proofErr w:type="spellStart"/>
+            <w:r>
+              <w:t>interaksi</w:t>
+            </w:r>
+            <w:proofErr w:type="spellEnd"/>
+            <w:r>
+              <w:t xml:space="preserve"> data </w:t>
+            </w:r>
+            <w:proofErr w:type="spellStart"/>
+            <w:r>
+              <w:t>dilakukan</w:t>
+            </w:r>
+            <w:proofErr w:type="spellEnd"/>
+            <w:r>
+              <w:t xml:space="preserve"> </w:t>
+            </w:r>
+            <w:proofErr w:type="spellStart"/>
+            <w:r>
+              <w:t>menggunakan</w:t>
+            </w:r>
+            <w:proofErr w:type="spellEnd"/>
+            <w:r>
+              <w:t xml:space="preserve"> </w:t>
+            </w:r>
+            <w:r>
+              <w:rPr>
+                <w:b/>
+                <w:bCs/>
+              </w:rPr>
+              <w:t>PHP, HTML, CSS, dan MySQL</w:t>
+            </w:r>
             <w:r>
               <w:t>.</w:t>
             </w:r>
+          </w:p>
+          <w:p>
+            <w:pPr>
+              <w:spacing w:after="120"/>
+            </w:pPr>
           </w:p>
         </w:tc>
       </w:tr>
@@ -33687,6 +33998,7 @@
               <w:jc w:val="center"/>
             </w:pPr>
             <w:r>
+              <w:lastRenderedPageBreak/>
               <w:t>4</w:t>
             </w:r>
           </w:p>
@@ -33836,7 +34148,6 @@
               <w:jc w:val="center"/>
             </w:pPr>
             <w:r>
-              <w:lastRenderedPageBreak/>
               <w:t>5</w:t>
             </w:r>
           </w:p>
@@ -35283,6 +35594,7 @@
               <w:jc w:val="center"/>
             </w:pPr>
             <w:r>
+              <w:lastRenderedPageBreak/>
               <w:t>8</w:t>
             </w:r>
           </w:p>
@@ -35386,7 +35698,6 @@
       </w:pPr>
       <w:bookmarkStart w:id="41" w:name="_Toc239925311"/>
       <w:r>
-        <w:lastRenderedPageBreak/>
         <w:t xml:space="preserve">8.5 </w:t>
       </w:r>
       <w:proofErr w:type="spellStart"/>
@@ -36923,6 +37234,7 @@
             </w:pPr>
             <w:proofErr w:type="spellStart"/>
             <w:r>
+              <w:lastRenderedPageBreak/>
               <w:t>Implementasi</w:t>
             </w:r>
             <w:proofErr w:type="spellEnd"/>
@@ -37151,7 +37463,6 @@
             </w:pPr>
             <w:proofErr w:type="spellStart"/>
             <w:r>
-              <w:lastRenderedPageBreak/>
               <w:t>Implementasi</w:t>
             </w:r>
             <w:proofErr w:type="spellEnd"/>
@@ -38408,7 +38719,6 @@
   <w:style w:type="character" w:default="1" w:styleId="DefaultParagraphFont">
     <w:name w:val="Default Paragraph Font"/>
     <w:uiPriority w:val="1"/>
-    <w:semiHidden/>
     <w:unhideWhenUsed/>
   </w:style>
   <w:style w:type="table" w:default="1" w:styleId="TableNormal">
